--- a/屏保图片预览产品说明.docx
+++ b/屏保图片预览产品说明.docx
@@ -342,13 +342,60 @@
                 <w:b/>
                 <w:bCs/>
               </w:rPr>
-              <w:t xml:space="preserve">查看该主题全部竖版与横版素材的大图</w:t>
-            </w:r>
-            <w:r>
-              <w:rPr>
-                <w:rFonts w:hint="eastAsia"/>
-              </w:rPr>
-              <w:t xml:space="preserve">，并可在竖/横两套图之间切换、在合并后的幻灯序列中上一张/下一张。</w:t>
+              <w:t xml:space="preserve">查看该主题已有版式（仅竖、仅横、或竖+横）的大图</w:t>
+            </w:r>
+            <w:r>
+              <w:rPr>
+                <w:rFonts w:hint="eastAsia"/>
+              </w:rPr>
+              <w:t xml:space="preserve">；</w:t>
+            </w:r>
+            <w:r>
+              <w:rPr>
+                <w:rFonts w:hint="eastAsia"/>
+                <w:b/>
+                <w:bCs/>
+              </w:rPr>
+              <w:t xml:space="preserve">仅当同时存在竖版与横版</w:t>
+            </w:r>
+            <w:r>
+              <w:rPr>
+                <w:rFonts w:hint="eastAsia"/>
+              </w:rPr>
+              <w:t xml:space="preserve">时，提供竖/横</w:t>
+            </w:r>
+            <w:r>
+              <w:t xml:space="preserve"> </w:t>
+            </w:r>
+            <w:r>
+              <w:rPr>
+                <w:b/>
+                <w:bCs/>
+              </w:rPr>
+              <w:t xml:space="preserve">Tab </w:t>
+            </w:r>
+            <w:r>
+              <w:rPr>
+                <w:rFonts w:hint="eastAsia"/>
+                <w:b/>
+                <w:bCs/>
+              </w:rPr>
+              <w:t xml:space="preserve">快捷切换</w:t>
+            </w:r>
+            <w:r>
+              <w:rPr>
+                <w:rFonts w:hint="eastAsia"/>
+              </w:rPr>
+              <w:t xml:space="preserve">；在合并后的幻灯序列中可上一张/下一张（多于</w:t>
+            </w:r>
+            <w:r>
+              <w:t xml:space="preserve"> 1 </w:t>
+            </w:r>
+            <w:r>
+              <w:rPr>
+                <w:rFonts w:hint="eastAsia"/>
+              </w:rPr>
+              <w:t xml:space="preserve">张时）。</w:t>
             </w:r>
           </w:p>
         </w:tc>
@@ -777,6 +824,130 @@
           <w:rFonts w:hint="eastAsia"/>
         </w:rPr>
         <w:t xml:space="preserve">）。</w:t>
+      </w:r>
+      <w:r>
+        <w:br/>
+      </w:r>
+      <w:r>
+        <w:t xml:space="preserve">4.1</w:t>
+      </w:r>
+      <w:r>
+        <w:t xml:space="preserve"> </w:t>
+      </w:r>
+      <w:r>
+        <w:rPr>
+          <w:rFonts w:hint="eastAsia"/>
+          <w:b/>
+          <w:bCs/>
+        </w:rPr>
+        <w:t xml:space="preserve">版式</w:t>
+      </w:r>
+      <w:r>
+        <w:rPr>
+          <w:b/>
+          <w:bCs/>
+        </w:rPr>
+        <w:t xml:space="preserve"> Tab </w:t>
+      </w:r>
+      <w:r>
+        <w:rPr>
+          <w:rFonts w:hint="eastAsia"/>
+          <w:b/>
+          <w:bCs/>
+        </w:rPr>
+        <w:t xml:space="preserve">显隐</w:t>
+      </w:r>
+      <w:r>
+        <w:rPr>
+          <w:rFonts w:hint="eastAsia"/>
+        </w:rPr>
+        <w:t xml:space="preserve">：</w:t>
+      </w:r>
+      <w:r>
+        <w:rPr>
+          <w:rStyle w:val="VerbatimChar"/>
+        </w:rPr>
+        <w:t xml:space="preserve">previewShowsOrientationTabs()</w:t>
+      </w:r>
+      <w:r>
+        <w:t xml:space="preserve"> </w:t>
+      </w:r>
+      <w:r>
+        <w:rPr>
+          <w:rFonts w:hint="eastAsia"/>
+        </w:rPr>
+        <w:t xml:space="preserve">为真当且仅当</w:t>
+      </w:r>
+      <w:r>
+        <w:t xml:space="preserve"> </w:t>
+      </w:r>
+      <w:r>
+        <w:rPr>
+          <w:rStyle w:val="VerbatimChar"/>
+        </w:rPr>
+        <w:t xml:space="preserve">portraitImages.length &gt; 0</w:t>
+      </w:r>
+      <w:r>
+        <w:t xml:space="preserve"> </w:t>
+      </w:r>
+      <w:r>
+        <w:rPr>
+          <w:rFonts w:hint="eastAsia"/>
+          <w:b/>
+          <w:bCs/>
+        </w:rPr>
+        <w:t xml:space="preserve">且</w:t>
+      </w:r>
+      <w:r>
+        <w:t xml:space="preserve"> </w:t>
+      </w:r>
+      <w:r>
+        <w:rPr>
+          <w:rStyle w:val="VerbatimChar"/>
+        </w:rPr>
+        <w:t xml:space="preserve">landscapeImages.length &gt; 0</w:t>
+      </w:r>
+      <w:r>
+        <w:rPr>
+          <w:rFonts w:hint="eastAsia"/>
+        </w:rPr>
+        <w:t xml:space="preserve">；为真时显示</w:t>
+      </w:r>
+      <w:r>
+        <w:t xml:space="preserve"> </w:t>
+      </w:r>
+      <w:r>
+        <w:rPr>
+          <w:rStyle w:val="VerbatimChar"/>
+        </w:rPr>
+        <w:t xml:space="preserve">#previewOrientationSwitch</w:t>
+      </w:r>
+      <w:r>
+        <w:t xml:space="preserve"> </w:t>
+      </w:r>
+      <w:r>
+        <w:rPr>
+          <w:rFonts w:hint="eastAsia"/>
+        </w:rPr>
+        <w:t xml:space="preserve">并更新</w:t>
+      </w:r>
+      <w:r>
+        <w:t xml:space="preserve"> Tab </w:t>
+      </w:r>
+      <w:r>
+        <w:rPr>
+          <w:rFonts w:hint="eastAsia"/>
+        </w:rPr>
+        <w:t xml:space="preserve">态；否则隐藏整条</w:t>
+      </w:r>
+      <w:r>
+        <w:t xml:space="preserve"> </w:t>
+      </w:r>
+      <w:r>
+        <w:rPr>
+          <w:rFonts w:hint="eastAsia"/>
+        </w:rPr>
+        <w:t xml:space="preserve">Tab，仅按合并序列浏览（仍为先竖后横的数组顺序，单一版式时数组仅含一段）。</w:t>
       </w:r>
       <w:r>
         <w:br/>
@@ -1511,16 +1682,59 @@
               <w:rPr>
                 <w:rFonts w:hint="eastAsia"/>
               </w:rPr>
-              <w:t xml:space="preserve">关闭按钮、竖/横</w:t>
-            </w:r>
-            <w:r>
+              <w:t xml:space="preserve">关闭按钮、</w:t>
+            </w:r>
+            <w:r>
+              <w:rPr>
+                <w:rFonts w:hint="eastAsia"/>
+                <w:b/>
+                <w:bCs/>
+              </w:rPr>
+              <w:t xml:space="preserve">竖/横</w:t>
+            </w:r>
+            <w:r>
+              <w:rPr>
+                <w:b/>
+                <w:bCs/>
+              </w:rPr>
               <w:t xml:space="preserve"> </w:t>
             </w:r>
             <w:r>
               <w:rPr>
                 <w:rFonts w:hint="eastAsia"/>
-              </w:rPr>
-              <w:t xml:space="preserve">Tab、上一张/下一张、大图、计数条均带</w:t>
+                <w:b/>
+                <w:bCs/>
+              </w:rPr>
+              <w:t xml:space="preserve">Tab（仅双版式并存时显示</w:t>
+            </w:r>
+            <w:r>
+              <w:rPr>
+                <w:b/>
+                <w:bCs/>
+              </w:rPr>
+              <w:t xml:space="preserve"> </w:t>
+            </w:r>
+            <w:r>
+              <w:rPr>
+                <w:rStyle w:val="VerbatimChar"/>
+                <w:b/>
+                <w:bCs/>
+              </w:rPr>
+              <w:t xml:space="preserve">#previewOrientationSwitch</w:t>
+            </w:r>
+            <w:r>
+              <w:rPr>
+                <w:rFonts w:hint="eastAsia"/>
+                <w:b/>
+                <w:bCs/>
+              </w:rPr>
+              <w:t xml:space="preserve">）</w:t>
+            </w:r>
+            <w:r>
+              <w:rPr>
+                <w:rFonts w:hint="eastAsia"/>
+              </w:rPr>
+              <w:t xml:space="preserve">、上一张/下一张、大图、计数条均带</w:t>
             </w:r>
             <w:r>
               <w:t xml:space="preserve"> </w:t>
@@ -1843,13 +2057,36 @@
                 <w:b/>
                 <w:bCs/>
               </w:rPr>
+              <w:t xml:space="preserve">仅当主题同时有竖版与横版素材时</w:t>
+            </w:r>
+            <w:r>
+              <w:rPr>
+                <w:rFonts w:hint="eastAsia"/>
+              </w:rPr>
+              <w:t xml:space="preserve">显示</w:t>
+            </w:r>
+            <w:r>
+              <w:t xml:space="preserve"> Tab </w:t>
+            </w:r>
+            <w:r>
+              <w:rPr>
+                <w:rFonts w:hint="eastAsia"/>
+              </w:rPr>
+              <w:t xml:space="preserve">条；</w:t>
+            </w:r>
+            <w:r>
+              <w:rPr>
+                <w:rFonts w:hint="eastAsia"/>
+                <w:b/>
+                <w:bCs/>
+              </w:rPr>
               <w:t xml:space="preserve">竖版</w:t>
             </w:r>
             <w:r>
               <w:rPr>
                 <w:rFonts w:hint="eastAsia"/>
               </w:rPr>
-              <w:t xml:space="preserve">：若存在竖图，将当前索引跳到</w:t>
+              <w:t xml:space="preserve">：将当前索引跳到</w:t>
             </w:r>
             <w:r>
               <w:t xml:space="preserve"> </w:t>
@@ -1910,7 +2147,7 @@
               <w:rPr>
                 <w:rFonts w:hint="eastAsia"/>
               </w:rPr>
-              <w:t xml:space="preserve">：若存在横图，将当前索引跳到</w:t>
+              <w:t xml:space="preserve">：将当前索引跳到</w:t>
             </w:r>
             <w:r>
               <w:t xml:space="preserve"> </w:t>
@@ -1951,10 +2188,15 @@
               <w:rPr>
                 <w:rFonts w:hint="eastAsia"/>
               </w:rPr>
-              <w:t xml:space="preserve">竖版张数）。若某版式无图，对应</w:t>
-            </w:r>
-            <w:r>
-              <w:t xml:space="preserve"> Tab</w:t>
+              <w:t xml:space="preserve">竖版张数）。若仅有单一版式，</w:t>
+            </w:r>
+            <w:r>
+              <w:rPr>
+                <w:rFonts w:hint="eastAsia"/>
+                <w:b/>
+                <w:bCs/>
+              </w:rPr>
+              <w:t xml:space="preserve">不展示</w:t>
             </w:r>
             <w:r>
               <w:t xml:space="preserve"> </w:t>
@@ -1962,22 +2204,29 @@
             <w:r>
               <w:rPr>
                 <w:rFonts w:hint="eastAsia"/>
-                <w:b/>
-                <w:bCs/>
-              </w:rPr>
-              <w:t xml:space="preserve">禁用</w:t>
-            </w:r>
-            <w:r>
-              <w:rPr>
-                <w:rFonts w:hint="eastAsia"/>
-              </w:rPr>
-              <w:t xml:space="preserve">（灰显、</w:t>
+              </w:rPr>
+              <w:t xml:space="preserve">Tab，大图区域上移边距略收（</w:t>
             </w:r>
             <w:r>
               <w:rPr>
                 <w:rStyle w:val="VerbatimChar"/>
               </w:rPr>
-              <w:t xml:space="preserve">cursor-not-allowed</w:t>
+              <w:t xml:space="preserve">mt-4</w:t>
+            </w:r>
+            <w:r>
+              <w:t xml:space="preserve"> </w:t>
+            </w:r>
+            <w:r>
+              <w:t xml:space="preserve">vs</w:t>
+            </w:r>
+            <w:r>
+              <w:t xml:space="preserve"> </w:t>
+            </w:r>
+            <w:r>
+              <w:rPr>
+                <w:rStyle w:val="VerbatimChar"/>
+              </w:rPr>
+              <w:t xml:space="preserve">mt-10</w:t>
             </w:r>
             <w:r>
               <w:rPr>
@@ -2612,11 +2861,16 @@
             <w:r>
               <w:rPr>
                 <w:rFonts w:hint="eastAsia"/>
-              </w:rPr>
-              <w:t xml:space="preserve">无图的一册</w:t>
-            </w:r>
-            <w:r>
-              <w:t xml:space="preserve"> Tab</w:t>
+                <w:b/>
+                <w:bCs/>
+              </w:rPr>
+              <w:t xml:space="preserve">不显示</w:t>
+            </w:r>
+            <w:r>
+              <w:rPr>
+                <w:rFonts w:hint="eastAsia"/>
+              </w:rPr>
+              <w:t xml:space="preserve">竖/横</w:t>
             </w:r>
             <w:r>
               <w:t xml:space="preserve"> </w:t>
@@ -2624,25 +2878,8 @@
             <w:r>
               <w:rPr>
                 <w:rFonts w:hint="eastAsia"/>
-                <w:b/>
-                <w:bCs/>
-              </w:rPr>
-              <w:t xml:space="preserve">禁用</w:t>
-            </w:r>
-            <w:r>
-              <w:rPr>
-                <w:rFonts w:hint="eastAsia"/>
-              </w:rPr>
-              <w:t xml:space="preserve">；仍可用另一</w:t>
-            </w:r>
-            <w:r>
-              <w:t xml:space="preserve"> Tab </w:t>
-            </w:r>
-            <w:r>
-              <w:rPr>
-                <w:rFonts w:hint="eastAsia"/>
-              </w:rPr>
-              <w:t xml:space="preserve">或箭头在现有序列内切换（若仅</w:t>
+              </w:rPr>
+              <w:t xml:space="preserve">Tab；仅展示该版式大图序列；可用箭头在序列内切换（若仅</w:t>
             </w:r>
             <w:r>
               <w:t xml:space="preserve"> 1 </w:t>
@@ -3274,6 +3511,58 @@
           </w:p>
         </w:tc>
       </w:tr>
+      <w:tr>
+        <w:tc>
+          <w:tcPr/>
+          <w:p>
+            <w:pPr>
+              <w:pStyle w:val="Compact"/>
+            </w:pPr>
+            <w:r>
+              <w:rPr>
+                <w:rStyle w:val="VerbatimChar"/>
+                <w:rFonts w:hint="eastAsia"/>
+              </w:rPr>
+              <w:t xml:space="preserve">屏保图片预览产品说明.docx</w:t>
+            </w:r>
+          </w:p>
+        </w:tc>
+        <w:tc>
+          <w:tcPr/>
+          <w:p>
+            <w:pPr>
+              <w:pStyle w:val="Compact"/>
+            </w:pPr>
+            <w:r>
+              <w:t xml:space="preserve">Word </w:t>
+            </w:r>
+            <w:r>
+              <w:rPr>
+                <w:rFonts w:hint="eastAsia"/>
+              </w:rPr>
+              <w:t xml:space="preserve">版（由本</w:t>
+            </w:r>
+            <w:r>
+              <w:t xml:space="preserve"> Markdown </w:t>
+            </w:r>
+            <w:r>
+              <w:rPr>
+                <w:rFonts w:hint="eastAsia"/>
+              </w:rPr>
+              <w:t xml:space="preserve">导出，修订</w:t>
+            </w:r>
+            <w:r>
+              <w:t xml:space="preserve"> md </w:t>
+            </w:r>
+            <w:r>
+              <w:rPr>
+                <w:rFonts w:hint="eastAsia"/>
+              </w:rPr>
+              <w:t xml:space="preserve">后需重新导出）</w:t>
+            </w:r>
+          </w:p>
+        </w:tc>
+      </w:tr>
     </w:tbl>
     <w:p>
       <w:r>
@@ -3338,6 +3627,119 @@
           <w:iCs/>
         </w:rPr>
         <w:t xml:space="preserve">或交互变更，请同步修订本文。</w:t>
+      </w:r>
+    </w:p>
+    <w:p>
+      <w:pPr>
+        <w:pStyle w:val="BodyText"/>
+      </w:pPr>
+      <w:r>
+        <w:rPr>
+          <w:rFonts w:hint="eastAsia"/>
+          <w:i/>
+          <w:iCs/>
+        </w:rPr>
+        <w:t xml:space="preserve">重新生成</w:t>
+      </w:r>
+      <w:r>
+        <w:rPr>
+          <w:i/>
+          <w:iCs/>
+        </w:rPr>
+        <w:t xml:space="preserve"> </w:t>
+      </w:r>
+      <w:r>
+        <w:rPr>
+          <w:rFonts w:hint="eastAsia"/>
+          <w:i/>
+          <w:iCs/>
+        </w:rPr>
+        <w:t xml:space="preserve">Word：在项目目录执行</w:t>
+      </w:r>
+      <w:r>
+        <w:rPr>
+          <w:i/>
+          <w:iCs/>
+        </w:rPr>
+        <w:t xml:space="preserve"> </w:t>
+      </w:r>
+      <w:r>
+        <w:rPr>
+          <w:rStyle w:val="VerbatimChar"/>
+          <w:i/>
+          <w:iCs/>
+        </w:rPr>
+        <w:t xml:space="preserve">python -c "import pypandoc; </w:t>
+      </w:r>
+      <w:r>
+        <w:rPr>
+          <w:rStyle w:val="VerbatimChar"/>
+          <w:rFonts w:hint="eastAsia"/>
+          <w:i/>
+          <w:iCs/>
+        </w:rPr>
+        <w:t xml:space="preserve">pypandoc.convert_file('屏保图片预览产品说明.md','docx',outputfile='屏保图片预览产品说明.docx',extra_args=['--standalone'])"</w:t>
+      </w:r>
+      <w:r>
+        <w:rPr>
+          <w:rFonts w:hint="eastAsia"/>
+          <w:i/>
+          <w:iCs/>
+        </w:rPr>
+        <w:t xml:space="preserve">（需已安装</w:t>
+      </w:r>
+      <w:r>
+        <w:rPr>
+          <w:i/>
+          <w:iCs/>
+        </w:rPr>
+        <w:t xml:space="preserve"> </w:t>
+      </w:r>
+      <w:r>
+        <w:rPr>
+          <w:rStyle w:val="VerbatimChar"/>
+          <w:i/>
+          <w:iCs/>
+        </w:rPr>
+        <w:t xml:space="preserve">pypandoc</w:t>
+      </w:r>
+      <w:r>
+        <w:rPr>
+          <w:i/>
+          <w:iCs/>
+        </w:rPr>
+        <w:t xml:space="preserve"> </w:t>
+      </w:r>
+      <w:r>
+        <w:rPr>
+          <w:rFonts w:hint="eastAsia"/>
+          <w:i/>
+          <w:iCs/>
+        </w:rPr>
+        <w:t xml:space="preserve">与</w:t>
+      </w:r>
+      <w:r>
+        <w:rPr>
+          <w:i/>
+          <w:iCs/>
+        </w:rPr>
+        <w:t xml:space="preserve"> </w:t>
+      </w:r>
+      <w:r>
+        <w:rPr>
+          <w:rStyle w:val="VerbatimChar"/>
+          <w:i/>
+          <w:iCs/>
+        </w:rPr>
+        <w:t xml:space="preserve">pypandoc_binary</w:t>
+      </w:r>
+      <w:r>
+        <w:rPr>
+          <w:rFonts w:hint="eastAsia"/>
+          <w:i/>
+          <w:iCs/>
+        </w:rPr>
+        <w:t xml:space="preserve">）。</w:t>
       </w:r>
     </w:p>
     <w:bookmarkEnd w:id="20"/>
